--- a/1C/lab2/lab2.docx
+++ b/1C/lab2/lab2.docx
@@ -234,7 +234,6 @@
           <w:bCs/>
           <w:sz w:val="28"/>
           <w:szCs w:val="28"/>
-          <w:lang w:val="en-US"/>
         </w:rPr>
         <w:t>2</w:t>
       </w:r>
@@ -245,23 +244,7 @@
           <w:szCs w:val="28"/>
         </w:rPr>
         <w:br/>
-        <w:t>«</w:t>
-      </w:r>
-      <w:r>
-        <w:rPr>
-          <w:rFonts w:ascii="Times New Roman" w:hAnsi="Times New Roman" w:cs="Times New Roman"/>
-          <w:sz w:val="28"/>
-          <w:szCs w:val="28"/>
-        </w:rPr>
-        <w:t>Справочники</w:t>
-      </w:r>
-      <w:r>
-        <w:rPr>
-          <w:rFonts w:ascii="Times New Roman" w:hAnsi="Times New Roman" w:cs="Times New Roman"/>
-          <w:sz w:val="28"/>
-          <w:szCs w:val="28"/>
-        </w:rPr>
-        <w:t>»</w:t>
+        <w:t>«Справочники»</w:t>
       </w:r>
     </w:p>
     <w:p>
@@ -785,6 +768,7 @@
       <w:r>
         <w:rPr>
           <w:rFonts w:ascii="Times New Roman" w:hAnsi="Times New Roman" w:cs="Times New Roman"/>
+          <w:noProof/>
           <w:sz w:val="28"/>
           <w:szCs w:val="28"/>
         </w:rPr>
@@ -804,7 +788,7 @@
                     <pic:cNvPicPr/>
                   </pic:nvPicPr>
                   <pic:blipFill>
-                    <a:blip r:embed="rId4"/>
+                    <a:blip r:embed="rId5"/>
                     <a:stretch>
                       <a:fillRect/>
                     </a:stretch>
@@ -894,6 +878,7 @@
       <w:r>
         <w:rPr>
           <w:rFonts w:ascii="Times New Roman" w:hAnsi="Times New Roman" w:cs="Times New Roman"/>
+          <w:noProof/>
           <w:sz w:val="28"/>
           <w:szCs w:val="28"/>
         </w:rPr>
@@ -914,7 +899,7 @@
                     <pic:cNvPicPr/>
                   </pic:nvPicPr>
                   <pic:blipFill>
-                    <a:blip r:embed="rId5"/>
+                    <a:blip r:embed="rId6"/>
                     <a:stretch>
                       <a:fillRect/>
                     </a:stretch>
@@ -973,6 +958,7 @@
       <w:r>
         <w:rPr>
           <w:rFonts w:ascii="Times New Roman" w:hAnsi="Times New Roman" w:cs="Times New Roman"/>
+          <w:noProof/>
           <w:sz w:val="28"/>
           <w:szCs w:val="28"/>
         </w:rPr>
@@ -992,7 +978,7 @@
                     <pic:cNvPicPr/>
                   </pic:nvPicPr>
                   <pic:blipFill>
-                    <a:blip r:embed="rId6"/>
+                    <a:blip r:embed="rId7"/>
                     <a:stretch>
                       <a:fillRect/>
                     </a:stretch>
@@ -1051,6 +1037,7 @@
       <w:r>
         <w:rPr>
           <w:rFonts w:ascii="Times New Roman" w:hAnsi="Times New Roman" w:cs="Times New Roman"/>
+          <w:noProof/>
           <w:sz w:val="28"/>
           <w:szCs w:val="28"/>
         </w:rPr>
@@ -1070,7 +1057,7 @@
                     <pic:cNvPicPr/>
                   </pic:nvPicPr>
                   <pic:blipFill>
-                    <a:blip r:embed="rId7"/>
+                    <a:blip r:embed="rId8"/>
                     <a:stretch>
                       <a:fillRect/>
                     </a:stretch>
@@ -1131,6 +1118,7 @@
       <w:r>
         <w:rPr>
           <w:rFonts w:ascii="Times New Roman" w:hAnsi="Times New Roman" w:cs="Times New Roman"/>
+          <w:noProof/>
           <w:sz w:val="28"/>
           <w:szCs w:val="28"/>
         </w:rPr>
@@ -1150,7 +1138,7 @@
                     <pic:cNvPicPr/>
                   </pic:nvPicPr>
                   <pic:blipFill>
-                    <a:blip r:embed="rId8"/>
+                    <a:blip r:embed="rId9"/>
                     <a:stretch>
                       <a:fillRect/>
                     </a:stretch>
@@ -1199,13 +1187,14 @@
       <w:r>
         <w:rPr>
           <w:rFonts w:ascii="Times New Roman" w:hAnsi="Times New Roman" w:cs="Times New Roman"/>
+          <w:noProof/>
           <w:sz w:val="28"/>
           <w:szCs w:val="28"/>
         </w:rPr>
         <w:drawing>
-          <wp:inline distT="0" distB="0" distL="0" distR="0" wp14:anchorId="50918DC6" wp14:editId="7D1A8253">
-            <wp:extent cx="5940425" cy="3269615"/>
-            <wp:effectExtent l="0" t="0" r="3175" b="6985"/>
+          <wp:inline distT="0" distB="0" distL="0" distR="0" wp14:anchorId="50918DC6" wp14:editId="5B14E813">
+            <wp:extent cx="5721826" cy="3269615"/>
+            <wp:effectExtent l="0" t="0" r="0" b="6985"/>
             <wp:docPr id="1044442100" name="Рисунок 1"/>
             <wp:cNvGraphicFramePr>
               <a:graphicFrameLocks xmlns:a="http://schemas.openxmlformats.org/drawingml/2006/main" noChangeAspect="1"/>
@@ -1214,11 +1203,17 @@
               <a:graphicData uri="http://schemas.openxmlformats.org/drawingml/2006/picture">
                 <pic:pic xmlns:pic="http://schemas.openxmlformats.org/drawingml/2006/picture">
                   <pic:nvPicPr>
-                    <pic:cNvPr id="1044442100" name=""/>
+                    <pic:cNvPr id="1044442100" name="Рисунок 1"/>
                     <pic:cNvPicPr/>
                   </pic:nvPicPr>
                   <pic:blipFill>
-                    <a:blip r:embed="rId9"/>
+                    <a:blip r:embed="rId10">
+                      <a:extLst>
+                        <a:ext uri="{28A0092B-C50C-407E-A947-70E740481C1C}">
+                          <a14:useLocalDpi xmlns:a14="http://schemas.microsoft.com/office/drawing/2010/main" val="0"/>
+                        </a:ext>
+                      </a:extLst>
+                    </a:blip>
                     <a:stretch>
                       <a:fillRect/>
                     </a:stretch>
@@ -1226,7 +1221,7 @@
                   <pic:spPr>
                     <a:xfrm>
                       <a:off x="0" y="0"/>
-                      <a:ext cx="5940425" cy="3269615"/>
+                      <a:ext cx="5721826" cy="3269615"/>
                     </a:xfrm>
                     <a:prstGeom prst="rect">
                       <a:avLst/>
@@ -1358,6 +1353,7 @@
       <w:r>
         <w:rPr>
           <w:rFonts w:ascii="Times New Roman" w:hAnsi="Times New Roman" w:cs="Times New Roman"/>
+          <w:noProof/>
           <w:sz w:val="28"/>
           <w:szCs w:val="28"/>
         </w:rPr>
@@ -1377,7 +1373,7 @@
                     <pic:cNvPicPr/>
                   </pic:nvPicPr>
                   <pic:blipFill>
-                    <a:blip r:embed="rId10"/>
+                    <a:blip r:embed="rId11"/>
                     <a:stretch>
                       <a:fillRect/>
                     </a:stretch>
@@ -1427,6 +1423,7 @@
       <w:r>
         <w:rPr>
           <w:rFonts w:ascii="Times New Roman" w:hAnsi="Times New Roman" w:cs="Times New Roman"/>
+          <w:noProof/>
           <w:sz w:val="28"/>
           <w:szCs w:val="28"/>
         </w:rPr>
@@ -1446,7 +1443,7 @@
                     <pic:cNvPicPr/>
                   </pic:nvPicPr>
                   <pic:blipFill>
-                    <a:blip r:embed="rId11"/>
+                    <a:blip r:embed="rId12"/>
                     <a:stretch>
                       <a:fillRect/>
                     </a:stretch>
@@ -1496,6 +1493,7 @@
       <w:r>
         <w:rPr>
           <w:rFonts w:ascii="Times New Roman" w:hAnsi="Times New Roman" w:cs="Times New Roman"/>
+          <w:noProof/>
           <w:sz w:val="28"/>
           <w:szCs w:val="28"/>
         </w:rPr>
@@ -1515,7 +1513,7 @@
                     <pic:cNvPicPr/>
                   </pic:nvPicPr>
                   <pic:blipFill>
-                    <a:blip r:embed="rId12"/>
+                    <a:blip r:embed="rId13"/>
                     <a:stretch>
                       <a:fillRect/>
                     </a:stretch>
@@ -1565,6 +1563,7 @@
       <w:r>
         <w:rPr>
           <w:rFonts w:ascii="Times New Roman" w:hAnsi="Times New Roman" w:cs="Times New Roman"/>
+          <w:noProof/>
           <w:sz w:val="28"/>
           <w:szCs w:val="28"/>
         </w:rPr>
@@ -1584,7 +1583,7 @@
                     <pic:cNvPicPr/>
                   </pic:nvPicPr>
                   <pic:blipFill>
-                    <a:blip r:embed="rId13">
+                    <a:blip r:embed="rId14">
                       <a:extLst>
                         <a:ext uri="{28A0092B-C50C-407E-A947-70E740481C1C}">
                           <a14:useLocalDpi xmlns:a14="http://schemas.microsoft.com/office/drawing/2010/main" val="0"/>
@@ -1709,6 +1708,11 @@
     </w:p>
     <w:p>
       <w:pPr>
+        <w:pStyle w:val="a7"/>
+        <w:numPr>
+          <w:ilvl w:val="0"/>
+          <w:numId w:val="1"/>
+        </w:numPr>
         <w:rPr>
           <w:rFonts w:ascii="Times New Roman" w:hAnsi="Times New Roman" w:cs="Times New Roman"/>
           <w:sz w:val="28"/>
@@ -1731,19 +1735,16 @@
           <w:sz w:val="28"/>
           <w:szCs w:val="28"/>
         </w:rPr>
-        <w:t xml:space="preserve"> </w:t>
-      </w:r>
-      <w:r>
-        <w:rPr>
-          <w:rFonts w:ascii="Times New Roman" w:hAnsi="Times New Roman" w:cs="Times New Roman"/>
-          <w:sz w:val="28"/>
-          <w:szCs w:val="28"/>
-        </w:rPr>
-        <w:t>Это прикладной объект для хранения списков однородных данных с одинаковой структурой (например, перечень сотрудников, товаров или организаций).</w:t>
-      </w:r>
-    </w:p>
-    <w:p>
-      <w:pPr>
+        <w:t xml:space="preserve"> Это прикладной объект для хранения списков однородных данных с одинаковой структурой (например, перечень сотрудников, товаров или организаций).</w:t>
+      </w:r>
+    </w:p>
+    <w:p>
+      <w:pPr>
+        <w:pStyle w:val="a7"/>
+        <w:numPr>
+          <w:ilvl w:val="0"/>
+          <w:numId w:val="1"/>
+        </w:numPr>
         <w:rPr>
           <w:rFonts w:ascii="Times New Roman" w:hAnsi="Times New Roman" w:cs="Times New Roman"/>
           <w:sz w:val="28"/>
@@ -1766,19 +1767,16 @@
           <w:sz w:val="28"/>
           <w:szCs w:val="28"/>
         </w:rPr>
-        <w:t xml:space="preserve"> </w:t>
-      </w:r>
-      <w:r>
-        <w:rPr>
-          <w:rFonts w:ascii="Times New Roman" w:hAnsi="Times New Roman" w:cs="Times New Roman"/>
-          <w:sz w:val="28"/>
-          <w:szCs w:val="28"/>
-        </w:rPr>
-        <w:t>Это механизм, позволяющий хранить список связанных данных в виде таблицы внутри одного конкретного объекта (например, список родственников или история стажа в карточке сотрудника).</w:t>
-      </w:r>
-    </w:p>
-    <w:p>
-      <w:pPr>
+        <w:t xml:space="preserve"> Это механизм, позволяющий хранить список связанных данных в виде таблицы внутри одного конкретного объекта (например, список родственников или история стажа в карточке сотрудника).</w:t>
+      </w:r>
+    </w:p>
+    <w:p>
+      <w:pPr>
+        <w:pStyle w:val="a7"/>
+        <w:numPr>
+          <w:ilvl w:val="0"/>
+          <w:numId w:val="1"/>
+        </w:numPr>
         <w:rPr>
           <w:rFonts w:ascii="Times New Roman" w:hAnsi="Times New Roman" w:cs="Times New Roman"/>
           <w:sz w:val="28"/>
@@ -1801,19 +1799,16 @@
           <w:sz w:val="28"/>
           <w:szCs w:val="28"/>
         </w:rPr>
-        <w:t xml:space="preserve"> </w:t>
-      </w:r>
-      <w:r>
-        <w:rPr>
-          <w:rFonts w:ascii="Times New Roman" w:hAnsi="Times New Roman" w:cs="Times New Roman"/>
-          <w:sz w:val="28"/>
-          <w:szCs w:val="28"/>
-        </w:rPr>
-        <w:t>Это прикладной объект для хранения неизменного списка значений, который задается программистом на этапе разработки (например, пол: Мужской / Женский).</w:t>
-      </w:r>
-    </w:p>
-    <w:p>
-      <w:pPr>
+        <w:t xml:space="preserve"> Это прикладной объект для хранения неизменного списка значений, который задается программистом на этапе разработки (например, пол: Мужской / Женский).</w:t>
+      </w:r>
+    </w:p>
+    <w:p>
+      <w:pPr>
+        <w:pStyle w:val="a7"/>
+        <w:numPr>
+          <w:ilvl w:val="0"/>
+          <w:numId w:val="1"/>
+        </w:numPr>
         <w:rPr>
           <w:rFonts w:ascii="Times New Roman" w:hAnsi="Times New Roman" w:cs="Times New Roman"/>
           <w:sz w:val="28"/>
@@ -1836,15 +1831,7 @@
           <w:sz w:val="28"/>
           <w:szCs w:val="28"/>
         </w:rPr>
-        <w:t xml:space="preserve"> </w:t>
-      </w:r>
-      <w:r>
-        <w:rPr>
-          <w:rFonts w:ascii="Times New Roman" w:hAnsi="Times New Roman" w:cs="Times New Roman"/>
-          <w:sz w:val="28"/>
-          <w:szCs w:val="28"/>
-        </w:rPr>
-        <w:t>Необходимо выбрать тип «</w:t>
+        <w:t xml:space="preserve"> Необходимо выбрать тип «</w:t>
       </w:r>
       <w:proofErr w:type="spellStart"/>
       <w:r>
@@ -1885,6 +1872,11 @@
     </w:p>
     <w:p>
       <w:pPr>
+        <w:pStyle w:val="a7"/>
+        <w:numPr>
+          <w:ilvl w:val="0"/>
+          <w:numId w:val="1"/>
+        </w:numPr>
         <w:rPr>
           <w:rFonts w:ascii="Times New Roman" w:hAnsi="Times New Roman" w:cs="Times New Roman"/>
           <w:sz w:val="28"/>
@@ -1907,19 +1899,16 @@
           <w:sz w:val="28"/>
           <w:szCs w:val="28"/>
         </w:rPr>
-        <w:t xml:space="preserve"> </w:t>
-      </w:r>
-      <w:r>
-        <w:rPr>
-          <w:rFonts w:ascii="Times New Roman" w:hAnsi="Times New Roman" w:cs="Times New Roman"/>
-          <w:sz w:val="28"/>
-          <w:szCs w:val="28"/>
-        </w:rPr>
-        <w:t>Это стандартный реквизит иерархического справочника, который указывает на группу-владельца, в которой находится данный элемент (например, папка отдела для конкретного сотрудника).</w:t>
-      </w:r>
-    </w:p>
-    <w:p>
-      <w:pPr>
+        <w:t xml:space="preserve"> Это стандартный реквизит иерархического справочника, который указывает на группу-владельца, в которой находится данный элемент (например, папка отдела для конкретного сотрудника).</w:t>
+      </w:r>
+    </w:p>
+    <w:p>
+      <w:pPr>
+        <w:pStyle w:val="a7"/>
+        <w:numPr>
+          <w:ilvl w:val="0"/>
+          <w:numId w:val="1"/>
+        </w:numPr>
         <w:rPr>
           <w:rFonts w:ascii="Times New Roman" w:hAnsi="Times New Roman" w:cs="Times New Roman"/>
           <w:sz w:val="28"/>
@@ -1934,35 +1923,15 @@
           <w:sz w:val="28"/>
           <w:szCs w:val="28"/>
         </w:rPr>
-        <w:t>Что нужно сделать, чтобы элементы формы отображались горизонтально на форме?</w:t>
-      </w:r>
-      <w:r>
-        <w:rPr>
-          <w:rFonts w:ascii="Times New Roman" w:hAnsi="Times New Roman" w:cs="Times New Roman"/>
-          <w:b/>
-          <w:bCs/>
-          <w:sz w:val="28"/>
-          <w:szCs w:val="28"/>
-        </w:rPr>
-        <w:t xml:space="preserve"> </w:t>
-      </w:r>
-      <w:proofErr w:type="gramStart"/>
-      <w:r>
-        <w:rPr>
-          <w:rFonts w:ascii="Times New Roman" w:hAnsi="Times New Roman" w:cs="Times New Roman"/>
-          <w:sz w:val="28"/>
-          <w:szCs w:val="28"/>
-        </w:rPr>
-        <w:t>Необходимо</w:t>
-      </w:r>
-      <w:proofErr w:type="gramEnd"/>
-      <w:r>
-        <w:rPr>
-          <w:rFonts w:ascii="Times New Roman" w:hAnsi="Times New Roman" w:cs="Times New Roman"/>
-          <w:sz w:val="28"/>
-          <w:szCs w:val="28"/>
-        </w:rPr>
-        <w:t xml:space="preserve"> добавить на форму элемент «Обычная группа» (или «Группа колонок» для таблиц), поместить в неё реквизиты и в палитре свойств установить значение свойства «Группировка» на «Горизонтальная».</w:t>
+        <w:t xml:space="preserve">Что нужно сделать, чтобы элементы формы отображались горизонтально на форме? </w:t>
+      </w:r>
+      <w:r>
+        <w:rPr>
+          <w:rFonts w:ascii="Times New Roman" w:hAnsi="Times New Roman" w:cs="Times New Roman"/>
+          <w:sz w:val="28"/>
+          <w:szCs w:val="28"/>
+        </w:rPr>
+        <w:t>Необходимо добавить на форму элемент «Обычная группа» (или «Группа колонок» для таблиц), поместить в неё реквизиты и в палитре свойств установить значение свойства «Группировка» на «Горизонтальная».</w:t>
       </w:r>
     </w:p>
     <w:sectPr>
@@ -1973,6 +1942,100 @@
     </w:sectPr>
   </w:body>
 </w:document>
+</file>
+
+<file path=word/numbering.xml><?xml version="1.0" encoding="utf-8"?>
+<w:numbering xmlns:wpc="http://schemas.microsoft.com/office/word/2010/wordprocessingCanvas" xmlns:cx="http://schemas.microsoft.com/office/drawing/2014/chartex" xmlns:cx1="http://schemas.microsoft.com/office/drawing/2015/9/8/chartex" xmlns:cx2="http://schemas.microsoft.com/office/drawing/2015/10/21/chartex" xmlns:cx3="http://schemas.microsoft.com/office/drawing/2016/5/9/chartex" xmlns:cx4="http://schemas.microsoft.com/office/drawing/2016/5/10/chartex" xmlns:cx5="http://schemas.microsoft.com/office/drawing/2016/5/11/chartex" xmlns:cx6="http://schemas.microsoft.com/office/drawing/2016/5/12/chartex" xmlns:cx7="http://schemas.microsoft.com/office/drawing/2016/5/13/chartex" xmlns:cx8="http://schemas.microsoft.com/office/drawing/2016/5/14/chartex" xmlns:mc="http://schemas.openxmlformats.org/markup-compatibility/2006" xmlns:aink="http://schemas.microsoft.com/office/drawing/2016/ink" xmlns:am3d="http://schemas.microsoft.com/office/drawing/2017/model3d" xmlns:o="urn:schemas-microsoft-com:office:office" xmlns:oel="http://schemas.microsoft.com/office/2019/extlst" xmlns:r="http://schemas.openxmlformats.org/officeDocument/2006/relationships" xmlns:m="http://schemas.openxmlformats.org/officeDocument/2006/math" xmlns:v="urn:schemas-microsoft-com:vml" xmlns:wp14="http://schemas.microsoft.com/office/word/2010/wordprocessingDrawing" xmlns:wp="http://schemas.openxmlformats.org/drawingml/2006/wordprocessingDrawing" xmlns:w10="urn:schemas-microsoft-com:office:word" xmlns:w="http://schemas.openxmlformats.org/wordprocessingml/2006/main" xmlns:w14="http://schemas.microsoft.com/office/word/2010/wordml" xmlns:w15="http://schemas.microsoft.com/office/word/2012/wordml" xmlns:w16cex="http://schemas.microsoft.com/office/word/2018/wordml/cex" xmlns:w16cid="http://schemas.microsoft.com/office/word/2016/wordml/cid" xmlns:w16="http://schemas.microsoft.com/office/word/2018/wordml" xmlns:w16du="http://schemas.microsoft.com/office/word/2023/wordml/word16du" xmlns:w16sdtdh="http://schemas.microsoft.com/office/word/2020/wordml/sdtdatahash" xmlns:w16sdtfl="http://schemas.microsoft.com/office/word/2024/wordml/sdtformatlock" xmlns:w16se="http://schemas.microsoft.com/office/word/2015/wordml/symex" xmlns:wpg="http://schemas.microsoft.com/office/word/2010/wordprocessingGroup" xmlns:wpi="http://schemas.microsoft.com/office/word/2010/wordprocessingInk" xmlns:wne="http://schemas.microsoft.com/office/word/2006/wordml" xmlns:wps="http://schemas.microsoft.com/office/word/2010/wordprocessingShape" mc:Ignorable="w14 w15 w16se w16cid w16 w16cex w16sdtdh w16sdtfl w16du wp14">
+  <w:abstractNum w:abstractNumId="0" w15:restartNumberingAfterBreak="0">
+    <w:nsid w:val="17E61638"/>
+    <w:multiLevelType w:val="hybridMultilevel"/>
+    <w:tmpl w:val="31B09916"/>
+    <w:lvl w:ilvl="0" w:tplc="0419000F">
+      <w:start w:val="1"/>
+      <w:numFmt w:val="decimal"/>
+      <w:lvlText w:val="%1."/>
+      <w:lvlJc w:val="left"/>
+      <w:pPr>
+        <w:ind w:left="720" w:hanging="360"/>
+      </w:pPr>
+    </w:lvl>
+    <w:lvl w:ilvl="1" w:tplc="04190019" w:tentative="1">
+      <w:start w:val="1"/>
+      <w:numFmt w:val="lowerLetter"/>
+      <w:lvlText w:val="%2."/>
+      <w:lvlJc w:val="left"/>
+      <w:pPr>
+        <w:ind w:left="1440" w:hanging="360"/>
+      </w:pPr>
+    </w:lvl>
+    <w:lvl w:ilvl="2" w:tplc="0419001B" w:tentative="1">
+      <w:start w:val="1"/>
+      <w:numFmt w:val="lowerRoman"/>
+      <w:lvlText w:val="%3."/>
+      <w:lvlJc w:val="right"/>
+      <w:pPr>
+        <w:ind w:left="2160" w:hanging="180"/>
+      </w:pPr>
+    </w:lvl>
+    <w:lvl w:ilvl="3" w:tplc="0419000F" w:tentative="1">
+      <w:start w:val="1"/>
+      <w:numFmt w:val="decimal"/>
+      <w:lvlText w:val="%4."/>
+      <w:lvlJc w:val="left"/>
+      <w:pPr>
+        <w:ind w:left="2880" w:hanging="360"/>
+      </w:pPr>
+    </w:lvl>
+    <w:lvl w:ilvl="4" w:tplc="04190019" w:tentative="1">
+      <w:start w:val="1"/>
+      <w:numFmt w:val="lowerLetter"/>
+      <w:lvlText w:val="%5."/>
+      <w:lvlJc w:val="left"/>
+      <w:pPr>
+        <w:ind w:left="3600" w:hanging="360"/>
+      </w:pPr>
+    </w:lvl>
+    <w:lvl w:ilvl="5" w:tplc="0419001B" w:tentative="1">
+      <w:start w:val="1"/>
+      <w:numFmt w:val="lowerRoman"/>
+      <w:lvlText w:val="%6."/>
+      <w:lvlJc w:val="right"/>
+      <w:pPr>
+        <w:ind w:left="4320" w:hanging="180"/>
+      </w:pPr>
+    </w:lvl>
+    <w:lvl w:ilvl="6" w:tplc="0419000F" w:tentative="1">
+      <w:start w:val="1"/>
+      <w:numFmt w:val="decimal"/>
+      <w:lvlText w:val="%7."/>
+      <w:lvlJc w:val="left"/>
+      <w:pPr>
+        <w:ind w:left="5040" w:hanging="360"/>
+      </w:pPr>
+    </w:lvl>
+    <w:lvl w:ilvl="7" w:tplc="04190019" w:tentative="1">
+      <w:start w:val="1"/>
+      <w:numFmt w:val="lowerLetter"/>
+      <w:lvlText w:val="%8."/>
+      <w:lvlJc w:val="left"/>
+      <w:pPr>
+        <w:ind w:left="5760" w:hanging="360"/>
+      </w:pPr>
+    </w:lvl>
+    <w:lvl w:ilvl="8" w:tplc="0419001B" w:tentative="1">
+      <w:start w:val="1"/>
+      <w:numFmt w:val="lowerRoman"/>
+      <w:lvlText w:val="%9."/>
+      <w:lvlJc w:val="right"/>
+      <w:pPr>
+        <w:ind w:left="6480" w:hanging="180"/>
+      </w:pPr>
+    </w:lvl>
+  </w:abstractNum>
+  <w:num w:numId="1" w16cid:durableId="1181973182">
+    <w:abstractNumId w:val="0"/>
+  </w:num>
+</w:numbering>
 </file>
 
 <file path=word/styles.xml><?xml version="1.0" encoding="utf-8"?>
